--- a/papers/STUDENT-LED SOCIAL PROJECTS IN URBAN ENVIRONMENT TRANSFORMATION/Социальное проектирование студенческих инициатив в трансформации городской среды эффект служения обществу.docx
+++ b/papers/STUDENT-LED SOCIAL PROJECTS IN URBAN ENVIRONMENT TRANSFORMATION/Социальное проектирование студенческих инициатив в трансформации городской среды эффект служения обществу.docx
@@ -5,6 +5,602 @@
     <w:p>
       <w:pPr>
         <w:spacing w:line="360" w:lineRule="auto"/>
+        <w:jc w:val="right"/>
+        <w:rPr>
+          <w:bCs/>
+        </w:rPr>
+      </w:pPr>
+      <w:proofErr w:type="spellStart"/>
+      <w:r>
+        <w:rPr>
+          <w:bCs/>
+        </w:rPr>
+        <w:t>Приложение</w:t>
+      </w:r>
+      <w:proofErr w:type="spellEnd"/>
+      <w:r>
+        <w:rPr>
+          <w:bCs/>
+        </w:rPr>
+        <w:t xml:space="preserve"> 1</w:t>
+      </w:r>
+    </w:p>
+    <w:p>
+      <w:pPr>
+        <w:spacing w:after="0" w:line="360" w:lineRule="auto"/>
+        <w:jc w:val="center"/>
+        <w:rPr>
+          <w:b/>
+          <w:sz w:val="24"/>
+          <w:szCs w:val="24"/>
+          <w:lang w:val="ru-RU"/>
+        </w:rPr>
+      </w:pPr>
+      <w:r>
+        <w:rPr>
+          <w:b/>
+          <w:sz w:val="24"/>
+          <w:szCs w:val="24"/>
+          <w:lang w:val="ru-RU"/>
+        </w:rPr>
+        <w:t>ЗАЯВКА на участие</w:t>
+      </w:r>
+    </w:p>
+    <w:p>
+      <w:pPr>
+        <w:spacing w:after="0" w:line="360" w:lineRule="auto"/>
+        <w:rPr>
+          <w:bCs/>
+          <w:sz w:val="24"/>
+          <w:szCs w:val="24"/>
+          <w:lang w:val="ru-RU"/>
+        </w:rPr>
+      </w:pPr>
+    </w:p>
+    <w:tbl>
+      <w:tblPr>
+        <w:tblStyle w:val="aff0"/>
+        <w:tblW w:w="0" w:type="auto"/>
+        <w:tblLook w:val="04A0" w:firstRow="1" w:lastRow="0" w:firstColumn="1" w:lastColumn="0" w:noHBand="0" w:noVBand="1"/>
+      </w:tblPr>
+      <w:tblGrid>
+        <w:gridCol w:w="4428"/>
+        <w:gridCol w:w="4428"/>
+      </w:tblGrid>
+      <w:tr>
+        <w:tc>
+          <w:tcPr>
+            <w:tcW w:w="4428" w:type="dxa"/>
+          </w:tcPr>
+          <w:p>
+            <w:pPr>
+              <w:spacing w:line="360" w:lineRule="auto"/>
+              <w:jc w:val="both"/>
+              <w:rPr>
+                <w:b/>
+                <w:sz w:val="20"/>
+                <w:szCs w:val="20"/>
+                <w:lang w:val="ru-RU"/>
+              </w:rPr>
+            </w:pPr>
+            <w:r>
+              <w:rPr>
+                <w:b/>
+                <w:sz w:val="20"/>
+                <w:szCs w:val="20"/>
+                <w:lang w:val="ru-RU"/>
+              </w:rPr>
+              <w:t>Полное Ф.И.О. авторов (ученая степень, должность)</w:t>
+            </w:r>
+          </w:p>
+        </w:tc>
+        <w:tc>
+          <w:tcPr>
+            <w:tcW w:w="4428" w:type="dxa"/>
+          </w:tcPr>
+          <w:p>
+            <w:pPr>
+              <w:spacing w:line="360" w:lineRule="auto"/>
+              <w:jc w:val="both"/>
+              <w:rPr>
+                <w:b/>
+                <w:sz w:val="20"/>
+                <w:szCs w:val="20"/>
+                <w:lang w:val="ru-RU"/>
+              </w:rPr>
+            </w:pPr>
+            <w:r>
+              <w:rPr>
+                <w:bCs/>
+                <w:sz w:val="20"/>
+                <w:szCs w:val="20"/>
+                <w:lang w:val="ru-RU"/>
+              </w:rPr>
+              <w:t>Дуплей Максим Игоревич,</w:t>
+            </w:r>
+            <w:r>
+              <w:rPr>
+                <w:b/>
+                <w:sz w:val="20"/>
+                <w:szCs w:val="20"/>
+                <w:lang w:val="ru-RU"/>
+              </w:rPr>
+              <w:t xml:space="preserve"> </w:t>
+            </w:r>
+            <w:r>
+              <w:rPr>
+                <w:sz w:val="20"/>
+                <w:szCs w:val="20"/>
+                <w:lang w:val="ru-RU"/>
+              </w:rPr>
+              <w:t>старший преподаватель кафедры информационных технологий</w:t>
+            </w:r>
+          </w:p>
+        </w:tc>
+      </w:tr>
+      <w:tr>
+        <w:tc>
+          <w:tcPr>
+            <w:tcW w:w="4428" w:type="dxa"/>
+          </w:tcPr>
+          <w:p>
+            <w:pPr>
+              <w:spacing w:line="360" w:lineRule="auto"/>
+              <w:jc w:val="both"/>
+              <w:rPr>
+                <w:b/>
+                <w:sz w:val="20"/>
+                <w:szCs w:val="20"/>
+                <w:lang w:val="ru-RU"/>
+              </w:rPr>
+            </w:pPr>
+            <w:proofErr w:type="spellStart"/>
+            <w:r>
+              <w:rPr>
+                <w:b/>
+                <w:sz w:val="20"/>
+                <w:szCs w:val="20"/>
+              </w:rPr>
+              <w:t>Заголовок</w:t>
+            </w:r>
+            <w:proofErr w:type="spellEnd"/>
+            <w:r>
+              <w:rPr>
+                <w:b/>
+                <w:sz w:val="20"/>
+                <w:szCs w:val="20"/>
+              </w:rPr>
+              <w:t xml:space="preserve"> </w:t>
+            </w:r>
+            <w:proofErr w:type="spellStart"/>
+            <w:r>
+              <w:rPr>
+                <w:b/>
+                <w:sz w:val="20"/>
+                <w:szCs w:val="20"/>
+              </w:rPr>
+              <w:t>статьи</w:t>
+            </w:r>
+            <w:proofErr w:type="spellEnd"/>
+          </w:p>
+        </w:tc>
+        <w:tc>
+          <w:tcPr>
+            <w:tcW w:w="4428" w:type="dxa"/>
+          </w:tcPr>
+          <w:p>
+            <w:pPr>
+              <w:spacing w:line="360" w:lineRule="auto"/>
+              <w:jc w:val="both"/>
+              <w:rPr>
+                <w:b/>
+                <w:sz w:val="20"/>
+                <w:szCs w:val="20"/>
+                <w:lang w:val="ru-RU"/>
+              </w:rPr>
+            </w:pPr>
+            <w:r>
+              <w:rPr>
+                <w:b/>
+                <w:sz w:val="20"/>
+                <w:szCs w:val="20"/>
+                <w:lang w:val="ru-RU"/>
+              </w:rPr>
+              <w:t>СОЦИАЛЬНОЕ ПРОЕКТИРОВАНИЕ СТУДЕНЧЕСКИХ ИНИЦИАТИВ В ТРАНСФОРМАЦИИ ГОРОДСКОЙ СРЕДЫ: ЭФФЕКТ «СЛУЖЕНИЯ ОБЩЕСТВУ»</w:t>
+            </w:r>
+          </w:p>
+        </w:tc>
+      </w:tr>
+      <w:tr>
+        <w:tc>
+          <w:tcPr>
+            <w:tcW w:w="4428" w:type="dxa"/>
+          </w:tcPr>
+          <w:p>
+            <w:pPr>
+              <w:spacing w:line="360" w:lineRule="auto"/>
+              <w:jc w:val="both"/>
+              <w:rPr>
+                <w:b/>
+                <w:sz w:val="20"/>
+                <w:szCs w:val="20"/>
+                <w:lang w:val="ru-RU"/>
+              </w:rPr>
+            </w:pPr>
+            <w:r>
+              <w:rPr>
+                <w:b/>
+                <w:sz w:val="20"/>
+                <w:szCs w:val="20"/>
+                <w:lang w:val="ru-RU"/>
+              </w:rPr>
+              <w:t>Выступление с докладом</w:t>
+            </w:r>
+          </w:p>
+          <w:p>
+            <w:pPr>
+              <w:spacing w:line="360" w:lineRule="auto"/>
+              <w:jc w:val="both"/>
+              <w:rPr>
+                <w:b/>
+                <w:sz w:val="20"/>
+                <w:szCs w:val="20"/>
+                <w:lang w:val="ru-RU"/>
+              </w:rPr>
+            </w:pPr>
+            <w:r>
+              <w:rPr>
+                <w:b/>
+                <w:sz w:val="20"/>
+                <w:szCs w:val="20"/>
+                <w:lang w:val="ru-RU"/>
+              </w:rPr>
+              <w:t>(очно/дистанционно/только публикация)</w:t>
+            </w:r>
+          </w:p>
+        </w:tc>
+        <w:tc>
+          <w:tcPr>
+            <w:tcW w:w="4428" w:type="dxa"/>
+          </w:tcPr>
+          <w:p>
+            <w:pPr>
+              <w:spacing w:line="360" w:lineRule="auto"/>
+              <w:jc w:val="both"/>
+              <w:rPr>
+                <w:b/>
+                <w:sz w:val="20"/>
+                <w:szCs w:val="20"/>
+                <w:lang w:val="ru-RU"/>
+              </w:rPr>
+            </w:pPr>
+            <w:r>
+              <w:rPr>
+                <w:b/>
+                <w:sz w:val="20"/>
+                <w:szCs w:val="20"/>
+                <w:lang w:val="ru-RU"/>
+              </w:rPr>
+              <w:t>т</w:t>
+            </w:r>
+            <w:r>
+              <w:rPr>
+                <w:b/>
+                <w:sz w:val="20"/>
+                <w:szCs w:val="20"/>
+                <w:lang w:val="ru-RU"/>
+              </w:rPr>
+              <w:t>олько публикация</w:t>
+            </w:r>
+          </w:p>
+        </w:tc>
+      </w:tr>
+      <w:tr>
+        <w:tc>
+          <w:tcPr>
+            <w:tcW w:w="4428" w:type="dxa"/>
+          </w:tcPr>
+          <w:p>
+            <w:pPr>
+              <w:spacing w:line="360" w:lineRule="auto"/>
+              <w:jc w:val="both"/>
+              <w:rPr>
+                <w:b/>
+                <w:sz w:val="20"/>
+                <w:szCs w:val="20"/>
+                <w:lang w:val="ru-RU"/>
+              </w:rPr>
+            </w:pPr>
+            <w:r>
+              <w:rPr>
+                <w:b/>
+                <w:sz w:val="20"/>
+                <w:szCs w:val="20"/>
+                <w:lang w:val="ru-RU"/>
+              </w:rPr>
+              <w:t>Место работы/учебы</w:t>
+            </w:r>
+          </w:p>
+          <w:p>
+            <w:pPr>
+              <w:spacing w:line="360" w:lineRule="auto"/>
+              <w:jc w:val="both"/>
+              <w:rPr>
+                <w:b/>
+                <w:sz w:val="20"/>
+                <w:szCs w:val="20"/>
+                <w:lang w:val="ru-RU"/>
+              </w:rPr>
+            </w:pPr>
+            <w:r>
+              <w:rPr>
+                <w:b/>
+                <w:sz w:val="20"/>
+                <w:szCs w:val="20"/>
+                <w:lang w:val="ru-RU"/>
+              </w:rPr>
+              <w:t>(полностью и аббревиатура)</w:t>
+            </w:r>
+          </w:p>
+        </w:tc>
+        <w:tc>
+          <w:tcPr>
+            <w:tcW w:w="4428" w:type="dxa"/>
+          </w:tcPr>
+          <w:p>
+            <w:pPr>
+              <w:spacing w:line="360" w:lineRule="auto"/>
+              <w:jc w:val="both"/>
+              <w:rPr>
+                <w:b/>
+                <w:sz w:val="20"/>
+                <w:szCs w:val="20"/>
+                <w:lang w:val="ru-RU"/>
+              </w:rPr>
+            </w:pPr>
+            <w:r>
+              <w:rPr>
+                <w:sz w:val="20"/>
+                <w:szCs w:val="20"/>
+                <w:lang w:val="ru-RU"/>
+              </w:rPr>
+              <w:t>АНО ВО "Институт Международных Экономических Связей", г. Москва</w:t>
+            </w:r>
+          </w:p>
+        </w:tc>
+      </w:tr>
+      <w:tr>
+        <w:tc>
+          <w:tcPr>
+            <w:tcW w:w="4428" w:type="dxa"/>
+          </w:tcPr>
+          <w:p>
+            <w:pPr>
+              <w:spacing w:line="360" w:lineRule="auto"/>
+              <w:jc w:val="both"/>
+              <w:rPr>
+                <w:b/>
+                <w:sz w:val="20"/>
+                <w:szCs w:val="20"/>
+                <w:lang w:val="ru-RU"/>
+              </w:rPr>
+            </w:pPr>
+            <w:r>
+              <w:rPr>
+                <w:b/>
+                <w:sz w:val="20"/>
+                <w:szCs w:val="20"/>
+                <w:lang w:val="ru-RU"/>
+              </w:rPr>
+              <w:t>Мобильный т</w:t>
+            </w:r>
+            <w:proofErr w:type="spellStart"/>
+            <w:r>
+              <w:rPr>
+                <w:b/>
+                <w:sz w:val="20"/>
+                <w:szCs w:val="20"/>
+              </w:rPr>
+              <w:t>елефон</w:t>
+            </w:r>
+            <w:proofErr w:type="spellEnd"/>
+          </w:p>
+        </w:tc>
+        <w:tc>
+          <w:tcPr>
+            <w:tcW w:w="4428" w:type="dxa"/>
+          </w:tcPr>
+          <w:p>
+            <w:pPr>
+              <w:spacing w:line="360" w:lineRule="auto"/>
+              <w:jc w:val="both"/>
+              <w:rPr>
+                <w:bCs/>
+                <w:sz w:val="20"/>
+                <w:szCs w:val="20"/>
+                <w:lang w:val="ru-RU"/>
+              </w:rPr>
+            </w:pPr>
+            <w:r>
+              <w:rPr>
+                <w:bCs/>
+                <w:sz w:val="20"/>
+                <w:szCs w:val="20"/>
+                <w:lang w:val="ru-RU"/>
+              </w:rPr>
+              <w:t>+7-915-048-02-49</w:t>
+            </w:r>
+          </w:p>
+        </w:tc>
+      </w:tr>
+      <w:tr>
+        <w:tc>
+          <w:tcPr>
+            <w:tcW w:w="4428" w:type="dxa"/>
+          </w:tcPr>
+          <w:p>
+            <w:pPr>
+              <w:spacing w:line="360" w:lineRule="auto"/>
+              <w:jc w:val="both"/>
+              <w:rPr>
+                <w:b/>
+                <w:sz w:val="20"/>
+                <w:szCs w:val="20"/>
+                <w:lang w:val="ru-RU"/>
+              </w:rPr>
+            </w:pPr>
+            <w:r>
+              <w:rPr>
+                <w:b/>
+                <w:sz w:val="20"/>
+                <w:szCs w:val="20"/>
+              </w:rPr>
+              <w:t>E-mail</w:t>
+            </w:r>
+          </w:p>
+        </w:tc>
+        <w:tc>
+          <w:tcPr>
+            <w:tcW w:w="4428" w:type="dxa"/>
+          </w:tcPr>
+          <w:p>
+            <w:pPr>
+              <w:spacing w:line="360" w:lineRule="auto"/>
+              <w:jc w:val="both"/>
+              <w:rPr>
+                <w:bCs/>
+                <w:sz w:val="20"/>
+                <w:szCs w:val="20"/>
+              </w:rPr>
+            </w:pPr>
+            <w:r>
+              <w:rPr>
+                <w:bCs/>
+                <w:sz w:val="20"/>
+                <w:szCs w:val="20"/>
+              </w:rPr>
+              <w:t>maksimqwe42@mail.ru</w:t>
+            </w:r>
+          </w:p>
+        </w:tc>
+      </w:tr>
+      <w:tr>
+        <w:tc>
+          <w:tcPr>
+            <w:tcW w:w="4428" w:type="dxa"/>
+          </w:tcPr>
+          <w:p>
+            <w:pPr>
+              <w:spacing w:line="360" w:lineRule="auto"/>
+              <w:jc w:val="both"/>
+              <w:rPr>
+                <w:b/>
+                <w:sz w:val="20"/>
+                <w:szCs w:val="20"/>
+                <w:lang w:val="ru-RU"/>
+              </w:rPr>
+            </w:pPr>
+            <w:proofErr w:type="spellStart"/>
+            <w:r>
+              <w:rPr>
+                <w:b/>
+                <w:sz w:val="20"/>
+                <w:szCs w:val="20"/>
+              </w:rPr>
+              <w:t>Почтовый</w:t>
+            </w:r>
+            <w:proofErr w:type="spellEnd"/>
+            <w:r>
+              <w:rPr>
+                <w:b/>
+                <w:sz w:val="20"/>
+                <w:szCs w:val="20"/>
+              </w:rPr>
+              <w:t xml:space="preserve"> </w:t>
+            </w:r>
+            <w:proofErr w:type="spellStart"/>
+            <w:r>
+              <w:rPr>
+                <w:b/>
+                <w:sz w:val="20"/>
+                <w:szCs w:val="20"/>
+              </w:rPr>
+              <w:t>адрес</w:t>
+            </w:r>
+            <w:proofErr w:type="spellEnd"/>
+          </w:p>
+        </w:tc>
+        <w:tc>
+          <w:tcPr>
+            <w:tcW w:w="4428" w:type="dxa"/>
+          </w:tcPr>
+          <w:p>
+            <w:pPr>
+              <w:spacing w:line="360" w:lineRule="auto"/>
+              <w:jc w:val="both"/>
+              <w:rPr>
+                <w:bCs/>
+                <w:sz w:val="20"/>
+                <w:szCs w:val="20"/>
+                <w:lang w:val="ru-RU"/>
+              </w:rPr>
+            </w:pPr>
+            <w:r>
+              <w:rPr>
+                <w:bCs/>
+                <w:sz w:val="20"/>
+                <w:szCs w:val="20"/>
+                <w:lang w:val="ru-RU"/>
+              </w:rPr>
+              <w:t>143007, Россия, Московская область, г. Одинцово, ул. Советская, дом 1, кв. 1214</w:t>
+            </w:r>
+          </w:p>
+        </w:tc>
+      </w:tr>
+    </w:tbl>
+    <w:p>
+      <w:pPr>
+        <w:rPr>
+          <w:b/>
+          <w:lang w:val="ru-RU"/>
+        </w:rPr>
+      </w:pPr>
+      <w:r>
+        <w:rPr>
+          <w:b/>
+          <w:lang w:val="ru-RU"/>
+        </w:rPr>
+        <w:br w:type="page"/>
+      </w:r>
+    </w:p>
+    <w:p>
+      <w:pPr>
+        <w:spacing w:line="360" w:lineRule="auto"/>
+        <w:jc w:val="right"/>
+        <w:rPr>
+          <w:bCs/>
+          <w:lang w:val="ru-RU"/>
+        </w:rPr>
+      </w:pPr>
+      <w:proofErr w:type="spellStart"/>
+      <w:r>
+        <w:rPr>
+          <w:bCs/>
+        </w:rPr>
+        <w:lastRenderedPageBreak/>
+        <w:t>Приложение</w:t>
+      </w:r>
+      <w:proofErr w:type="spellEnd"/>
+      <w:r>
+        <w:rPr>
+          <w:bCs/>
+        </w:rPr>
+        <w:t xml:space="preserve"> 2</w:t>
+      </w:r>
+    </w:p>
+    <w:p>
+      <w:pPr>
+        <w:spacing w:line="360" w:lineRule="auto"/>
         <w:rPr>
           <w:b/>
           <w:bCs/>
@@ -15,6 +611,7 @@
         <w:rPr>
           <w:b/>
           <w:bCs/>
+          <w:lang w:val="ru-RU"/>
         </w:rPr>
         <w:t>УДК 316.334.56:378.4:711.4</w:t>
       </w:r>
@@ -47,6 +644,7 @@
       <w:r>
         <w:rPr>
           <w:b/>
+          <w:lang w:val="ru-RU"/>
         </w:rPr>
         <w:t>:</w:t>
       </w:r>
@@ -273,12 +871,14 @@
         <w:t xml:space="preserve"> </w:t>
       </w:r>
       <w:hyperlink r:id="rId8" w:history="1">
+        <w:proofErr w:type="spellStart"/>
         <w:r>
           <w:rPr>
             <w:rStyle w:val="aff8"/>
           </w:rPr>
           <w:t>QuadDarv</w:t>
         </w:r>
+        <w:proofErr w:type="spellEnd"/>
         <w:r>
           <w:rPr>
             <w:rStyle w:val="aff8"/>
@@ -515,29 +1115,16 @@
         <w:spacing w:after="0" w:line="360" w:lineRule="auto"/>
         <w:ind w:firstLine="709"/>
         <w:jc w:val="both"/>
-        <w:rPr>
-          <w:lang w:val="ru-RU"/>
-        </w:rPr>
       </w:pPr>
       <w:r>
         <w:rPr>
           <w:b/>
           <w:bCs/>
-          <w:lang w:val="ru-RU"/>
         </w:rPr>
         <w:t>Keywords:</w:t>
       </w:r>
       <w:r>
-        <w:rPr>
-          <w:lang w:val="ru-RU"/>
-        </w:rPr>
-        <w:t xml:space="preserve"> </w:t>
-      </w:r>
-      <w:r>
-        <w:rPr>
-          <w:lang w:val="ru-RU"/>
-        </w:rPr>
-        <w:t>service learning, social project design, student initiatives, urban environment, public spaces, civic engagement, social responsibility, local communities.</w:t>
+        <w:t xml:space="preserve"> service learning, social project design, student initiatives, urban environment, public spaces, civic engagement, social responsibility, local communities.</w:t>
       </w:r>
     </w:p>
     <w:p>
@@ -550,9 +1137,6 @@
         <w:spacing w:after="0" w:line="360" w:lineRule="auto"/>
         <w:ind w:firstLine="709"/>
         <w:jc w:val="both"/>
-        <w:rPr>
-          <w:lang w:val="ru-RU"/>
-        </w:rPr>
       </w:pPr>
       <w:r>
         <w:rPr>
@@ -572,14 +1156,12 @@
         <w:rPr>
           <w:rFonts w:cs="Times New Roman"/>
           <w:szCs w:val="28"/>
-          <w:lang w:val="ru-RU"/>
         </w:rPr>
       </w:pPr>
       <w:r>
         <w:rPr>
           <w:rFonts w:cs="Times New Roman"/>
           <w:szCs w:val="28"/>
-          <w:lang w:val="ru-RU"/>
         </w:rPr>
         <w:tab/>
       </w:r>
@@ -589,7 +1171,299 @@
           <w:szCs w:val="28"/>
           <w:lang w:val="ru-RU"/>
         </w:rPr>
-        <w:t>Современные города переживают интенсивные пространственные и социальные изменения, которые требуют новых форм участия граждан в проектировании и развитии городской среды.</w:t>
+        <w:t>Современные</w:t>
+      </w:r>
+      <w:r>
+        <w:rPr>
+          <w:rFonts w:cs="Times New Roman"/>
+          <w:szCs w:val="28"/>
+        </w:rPr>
+        <w:t xml:space="preserve"> </w:t>
+      </w:r>
+      <w:r>
+        <w:rPr>
+          <w:rFonts w:cs="Times New Roman"/>
+          <w:szCs w:val="28"/>
+          <w:lang w:val="ru-RU"/>
+        </w:rPr>
+        <w:t>города</w:t>
+      </w:r>
+      <w:r>
+        <w:rPr>
+          <w:rFonts w:cs="Times New Roman"/>
+          <w:szCs w:val="28"/>
+        </w:rPr>
+        <w:t xml:space="preserve"> </w:t>
+      </w:r>
+      <w:r>
+        <w:rPr>
+          <w:rFonts w:cs="Times New Roman"/>
+          <w:szCs w:val="28"/>
+          <w:lang w:val="ru-RU"/>
+        </w:rPr>
+        <w:t>переживают</w:t>
+      </w:r>
+      <w:r>
+        <w:rPr>
+          <w:rFonts w:cs="Times New Roman"/>
+          <w:szCs w:val="28"/>
+        </w:rPr>
+        <w:t xml:space="preserve"> </w:t>
+      </w:r>
+      <w:r>
+        <w:rPr>
+          <w:rFonts w:cs="Times New Roman"/>
+          <w:szCs w:val="28"/>
+          <w:lang w:val="ru-RU"/>
+        </w:rPr>
+        <w:t>интенсивные</w:t>
+      </w:r>
+      <w:r>
+        <w:rPr>
+          <w:rFonts w:cs="Times New Roman"/>
+          <w:szCs w:val="28"/>
+        </w:rPr>
+        <w:t xml:space="preserve"> </w:t>
+      </w:r>
+      <w:r>
+        <w:rPr>
+          <w:rFonts w:cs="Times New Roman"/>
+          <w:szCs w:val="28"/>
+          <w:lang w:val="ru-RU"/>
+        </w:rPr>
+        <w:t>пространственные</w:t>
+      </w:r>
+      <w:r>
+        <w:rPr>
+          <w:rFonts w:cs="Times New Roman"/>
+          <w:szCs w:val="28"/>
+        </w:rPr>
+        <w:t xml:space="preserve"> </w:t>
+      </w:r>
+      <w:r>
+        <w:rPr>
+          <w:rFonts w:cs="Times New Roman"/>
+          <w:szCs w:val="28"/>
+          <w:lang w:val="ru-RU"/>
+        </w:rPr>
+        <w:t>и</w:t>
+      </w:r>
+      <w:r>
+        <w:rPr>
+          <w:rFonts w:cs="Times New Roman"/>
+          <w:szCs w:val="28"/>
+        </w:rPr>
+        <w:t xml:space="preserve"> </w:t>
+      </w:r>
+      <w:r>
+        <w:rPr>
+          <w:rFonts w:cs="Times New Roman"/>
+          <w:szCs w:val="28"/>
+          <w:lang w:val="ru-RU"/>
+        </w:rPr>
+        <w:t>социальные</w:t>
+      </w:r>
+      <w:r>
+        <w:rPr>
+          <w:rFonts w:cs="Times New Roman"/>
+          <w:szCs w:val="28"/>
+        </w:rPr>
+        <w:t xml:space="preserve"> </w:t>
+      </w:r>
+      <w:r>
+        <w:rPr>
+          <w:rFonts w:cs="Times New Roman"/>
+          <w:szCs w:val="28"/>
+          <w:lang w:val="ru-RU"/>
+        </w:rPr>
+        <w:t>изменения</w:t>
+      </w:r>
+      <w:r>
+        <w:rPr>
+          <w:rFonts w:cs="Times New Roman"/>
+          <w:szCs w:val="28"/>
+        </w:rPr>
+        <w:t xml:space="preserve">, </w:t>
+      </w:r>
+      <w:r>
+        <w:rPr>
+          <w:rFonts w:cs="Times New Roman"/>
+          <w:szCs w:val="28"/>
+          <w:lang w:val="ru-RU"/>
+        </w:rPr>
+        <w:t>которые</w:t>
+      </w:r>
+      <w:r>
+        <w:rPr>
+          <w:rFonts w:cs="Times New Roman"/>
+          <w:szCs w:val="28"/>
+        </w:rPr>
+        <w:t xml:space="preserve"> </w:t>
+      </w:r>
+      <w:r>
+        <w:rPr>
+          <w:rFonts w:cs="Times New Roman"/>
+          <w:szCs w:val="28"/>
+          <w:lang w:val="ru-RU"/>
+        </w:rPr>
+        <w:t>требуют</w:t>
+      </w:r>
+      <w:r>
+        <w:rPr>
+          <w:rFonts w:cs="Times New Roman"/>
+          <w:szCs w:val="28"/>
+        </w:rPr>
+        <w:t xml:space="preserve"> </w:t>
+      </w:r>
+      <w:r>
+        <w:rPr>
+          <w:rFonts w:cs="Times New Roman"/>
+          <w:szCs w:val="28"/>
+          <w:lang w:val="ru-RU"/>
+        </w:rPr>
+        <w:t>новых</w:t>
+      </w:r>
+      <w:r>
+        <w:rPr>
+          <w:rFonts w:cs="Times New Roman"/>
+          <w:szCs w:val="28"/>
+        </w:rPr>
+        <w:t xml:space="preserve"> </w:t>
+      </w:r>
+      <w:r>
+        <w:rPr>
+          <w:rFonts w:cs="Times New Roman"/>
+          <w:szCs w:val="28"/>
+          <w:lang w:val="ru-RU"/>
+        </w:rPr>
+        <w:t>форм</w:t>
+      </w:r>
+      <w:r>
+        <w:rPr>
+          <w:rFonts w:cs="Times New Roman"/>
+          <w:szCs w:val="28"/>
+        </w:rPr>
+        <w:t xml:space="preserve"> </w:t>
+      </w:r>
+      <w:r>
+        <w:rPr>
+          <w:rFonts w:cs="Times New Roman"/>
+          <w:szCs w:val="28"/>
+          <w:lang w:val="ru-RU"/>
+        </w:rPr>
+        <w:t>участия</w:t>
+      </w:r>
+      <w:r>
+        <w:rPr>
+          <w:rFonts w:cs="Times New Roman"/>
+          <w:szCs w:val="28"/>
+        </w:rPr>
+        <w:t xml:space="preserve"> </w:t>
+      </w:r>
+      <w:r>
+        <w:rPr>
+          <w:rFonts w:cs="Times New Roman"/>
+          <w:szCs w:val="28"/>
+          <w:lang w:val="ru-RU"/>
+        </w:rPr>
+        <w:t>граждан</w:t>
+      </w:r>
+      <w:r>
+        <w:rPr>
+          <w:rFonts w:cs="Times New Roman"/>
+          <w:szCs w:val="28"/>
+        </w:rPr>
+        <w:t xml:space="preserve"> </w:t>
+      </w:r>
+      <w:r>
+        <w:rPr>
+          <w:rFonts w:cs="Times New Roman"/>
+          <w:szCs w:val="28"/>
+          <w:lang w:val="ru-RU"/>
+        </w:rPr>
+        <w:t>в</w:t>
+      </w:r>
+      <w:r>
+        <w:rPr>
+          <w:rFonts w:cs="Times New Roman"/>
+          <w:szCs w:val="28"/>
+        </w:rPr>
+        <w:t xml:space="preserve"> </w:t>
+      </w:r>
+      <w:r>
+        <w:rPr>
+          <w:rFonts w:cs="Times New Roman"/>
+          <w:szCs w:val="28"/>
+          <w:lang w:val="ru-RU"/>
+        </w:rPr>
+        <w:t>проектировании</w:t>
+      </w:r>
+      <w:r>
+        <w:rPr>
+          <w:rFonts w:cs="Times New Roman"/>
+          <w:szCs w:val="28"/>
+        </w:rPr>
+        <w:t xml:space="preserve"> </w:t>
+      </w:r>
+      <w:r>
+        <w:rPr>
+          <w:rFonts w:cs="Times New Roman"/>
+          <w:szCs w:val="28"/>
+          <w:lang w:val="ru-RU"/>
+        </w:rPr>
+        <w:t>и</w:t>
+      </w:r>
+      <w:r>
+        <w:rPr>
+          <w:rFonts w:cs="Times New Roman"/>
+          <w:szCs w:val="28"/>
+        </w:rPr>
+        <w:t xml:space="preserve"> </w:t>
+      </w:r>
+      <w:r>
+        <w:rPr>
+          <w:rFonts w:cs="Times New Roman"/>
+          <w:szCs w:val="28"/>
+          <w:lang w:val="ru-RU"/>
+        </w:rPr>
+        <w:t>развитии</w:t>
+      </w:r>
+      <w:r>
+        <w:rPr>
+          <w:rFonts w:cs="Times New Roman"/>
+          <w:szCs w:val="28"/>
+        </w:rPr>
+        <w:t xml:space="preserve"> </w:t>
+      </w:r>
+      <w:r>
+        <w:rPr>
+          <w:rFonts w:cs="Times New Roman"/>
+          <w:szCs w:val="28"/>
+          <w:lang w:val="ru-RU"/>
+        </w:rPr>
+        <w:t>городской</w:t>
+      </w:r>
+      <w:r>
+        <w:rPr>
+          <w:rFonts w:cs="Times New Roman"/>
+          <w:szCs w:val="28"/>
+        </w:rPr>
+        <w:t xml:space="preserve"> </w:t>
+      </w:r>
+      <w:r>
+        <w:rPr>
+          <w:rFonts w:cs="Times New Roman"/>
+          <w:szCs w:val="28"/>
+          <w:lang w:val="ru-RU"/>
+        </w:rPr>
+        <w:t>среды</w:t>
+      </w:r>
+      <w:r>
+        <w:rPr>
+          <w:rFonts w:cs="Times New Roman"/>
+          <w:szCs w:val="28"/>
+        </w:rPr>
+        <w:t>.</w:t>
       </w:r>
     </w:p>
     <w:p>
@@ -629,7 +1503,43 @@
           <w:szCs w:val="28"/>
           <w:lang w:val="ru-RU"/>
         </w:rPr>
-        <w:t>Образовательный подход «обучение служением» (service learning) рассматривается как одна из наиболее перспективных форм интеграции учебного процесса и практико-ориентированной деятельности студентов на благо местных сообществ.</w:t>
+        <w:t>Образовательный подход «обучение служением» (</w:t>
+      </w:r>
+      <w:proofErr w:type="spellStart"/>
+      <w:r>
+        <w:rPr>
+          <w:rFonts w:cs="Times New Roman"/>
+          <w:szCs w:val="28"/>
+          <w:lang w:val="ru-RU"/>
+        </w:rPr>
+        <w:t>service</w:t>
+      </w:r>
+      <w:proofErr w:type="spellEnd"/>
+      <w:r>
+        <w:rPr>
+          <w:rFonts w:cs="Times New Roman"/>
+          <w:szCs w:val="28"/>
+          <w:lang w:val="ru-RU"/>
+        </w:rPr>
+        <w:t xml:space="preserve"> </w:t>
+      </w:r>
+      <w:proofErr w:type="spellStart"/>
+      <w:r>
+        <w:rPr>
+          <w:rFonts w:cs="Times New Roman"/>
+          <w:szCs w:val="28"/>
+          <w:lang w:val="ru-RU"/>
+        </w:rPr>
+        <w:t>learning</w:t>
+      </w:r>
+      <w:proofErr w:type="spellEnd"/>
+      <w:r>
+        <w:rPr>
+          <w:rFonts w:cs="Times New Roman"/>
+          <w:szCs w:val="28"/>
+          <w:lang w:val="ru-RU"/>
+        </w:rPr>
+        <w:t>) рассматривается как одна из наиболее перспективных форм интеграции учебного процесса и практико-ориентированной деятельности студентов на благо местных сообществ.</w:t>
       </w:r>
     </w:p>
     <w:p>
@@ -998,13 +1908,77 @@
           <w:lang w:val="ru-RU"/>
         </w:rPr>
         <w:lastRenderedPageBreak/>
-        <w:t>В международных исследованиях service learning демонстрирует устойчивые эффекты:</w:t>
-      </w:r>
-      <w:r>
-        <w:rPr>
-          <w:lang w:val="ru-RU"/>
-        </w:rPr>
-        <w:t xml:space="preserve"> развитие гражданской активности и волонтерской вовлеченности, усиление мотивации к обучению, рост академических достижений и soft skills, а также укрепление связей университетов с местными сообществами.</w:t>
+        <w:t xml:space="preserve">В международных исследованиях </w:t>
+      </w:r>
+      <w:proofErr w:type="spellStart"/>
+      <w:r>
+        <w:rPr>
+          <w:b/>
+          <w:bCs/>
+          <w:lang w:val="ru-RU"/>
+        </w:rPr>
+        <w:t>service</w:t>
+      </w:r>
+      <w:proofErr w:type="spellEnd"/>
+      <w:r>
+        <w:rPr>
+          <w:b/>
+          <w:bCs/>
+          <w:lang w:val="ru-RU"/>
+        </w:rPr>
+        <w:t xml:space="preserve"> </w:t>
+      </w:r>
+      <w:proofErr w:type="spellStart"/>
+      <w:r>
+        <w:rPr>
+          <w:b/>
+          <w:bCs/>
+          <w:lang w:val="ru-RU"/>
+        </w:rPr>
+        <w:t>learning</w:t>
+      </w:r>
+      <w:proofErr w:type="spellEnd"/>
+      <w:r>
+        <w:rPr>
+          <w:b/>
+          <w:bCs/>
+          <w:lang w:val="ru-RU"/>
+        </w:rPr>
+        <w:t xml:space="preserve"> демонстрирует устойчивые эффекты:</w:t>
+      </w:r>
+      <w:r>
+        <w:rPr>
+          <w:lang w:val="ru-RU"/>
+        </w:rPr>
+        <w:t xml:space="preserve"> развитие гражданской активности и волонтерской вовлеченности, усиление мотивации к обучению, рост академических достижений и </w:t>
+      </w:r>
+      <w:proofErr w:type="spellStart"/>
+      <w:r>
+        <w:rPr>
+          <w:lang w:val="ru-RU"/>
+        </w:rPr>
+        <w:t>soft</w:t>
+      </w:r>
+      <w:proofErr w:type="spellEnd"/>
+      <w:r>
+        <w:rPr>
+          <w:lang w:val="ru-RU"/>
+        </w:rPr>
+        <w:t xml:space="preserve"> </w:t>
+      </w:r>
+      <w:proofErr w:type="spellStart"/>
+      <w:r>
+        <w:rPr>
+          <w:lang w:val="ru-RU"/>
+        </w:rPr>
+        <w:t>skills</w:t>
+      </w:r>
+      <w:proofErr w:type="spellEnd"/>
+      <w:r>
+        <w:rPr>
+          <w:lang w:val="ru-RU"/>
+        </w:rPr>
+        <w:t>, а также укрепление связей университетов с местными сообществами.</w:t>
       </w:r>
     </w:p>
     <w:p>
@@ -1128,6 +2102,7 @@
         </w:rPr>
         <w:t xml:space="preserve"> предполагает анализ проблемы, учет контекста и прогноз последствий вмешательства; </w:t>
       </w:r>
+      <w:proofErr w:type="spellStart"/>
       <w:r>
         <w:rPr>
           <w:b/>
@@ -1136,6 +2111,7 @@
         </w:rPr>
         <w:t>междисциплинарность</w:t>
       </w:r>
+      <w:proofErr w:type="spellEnd"/>
       <w:r>
         <w:rPr>
           <w:lang w:val="ru-RU"/>
@@ -1756,11 +2732,19 @@
           <w:lang w:val="ru-RU"/>
         </w:rPr>
       </w:pPr>
-      <w:r>
-        <w:rPr>
-          <w:lang w:val="ru-RU"/>
-        </w:rPr>
-        <w:t>полуструктурированные интервью с ключевыми участниками (студенты, преподаватели-наставники, представители социальных партнёров, при наличии — представители органов местного самоуправления);</w:t>
+      <w:proofErr w:type="spellStart"/>
+      <w:r>
+        <w:rPr>
+          <w:lang w:val="ru-RU"/>
+        </w:rPr>
+        <w:t>полуструктурированные</w:t>
+      </w:r>
+      <w:proofErr w:type="spellEnd"/>
+      <w:r>
+        <w:rPr>
+          <w:lang w:val="ru-RU"/>
+        </w:rPr>
+        <w:t xml:space="preserve"> интервью с ключевыми участниками (студенты, преподаватели-наставники, представители социальных партнёров, при наличии — представители органов местного самоуправления);</w:t>
       </w:r>
     </w:p>
     <w:p>
@@ -1780,7 +2764,21 @@
         <w:rPr>
           <w:lang w:val="ru-RU"/>
         </w:rPr>
-        <w:t>включённое или полувключённое наблюдение за реализацией мероприятий в городском пространстве;</w:t>
+        <w:t xml:space="preserve">включённое или </w:t>
+      </w:r>
+      <w:proofErr w:type="spellStart"/>
+      <w:r>
+        <w:rPr>
+          <w:lang w:val="ru-RU"/>
+        </w:rPr>
+        <w:t>полувключённое</w:t>
+      </w:r>
+      <w:proofErr w:type="spellEnd"/>
+      <w:r>
+        <w:rPr>
+          <w:lang w:val="ru-RU"/>
+        </w:rPr>
+        <w:t xml:space="preserve"> наблюдение за реализацией мероприятий в городском пространстве;</w:t>
       </w:r>
     </w:p>
     <w:p>
@@ -2271,7 +3269,21 @@
           <w:lang w:val="ru-RU"/>
         </w:rPr>
         <w:lastRenderedPageBreak/>
-        <w:t>Среди них: инициативы по благоустройству и озеленению дворов и скверов; разработка и проведение социокультурных событий (фестивали, мастер-классы, мероприятия для детей и пожилых); создание навигации и информационных материалов для пользователей городских пространств; небольшие интервенции в формате placemaking (мобильная мебель, арт-объекты, зоны отдыха).</w:t>
+        <w:t xml:space="preserve">Среди них: инициативы по благоустройству и озеленению дворов и скверов; разработка и проведение социокультурных событий (фестивали, мастер-классы, мероприятия для детей и пожилых); создание навигации и информационных материалов для пользователей городских пространств; небольшие интервенции в формате </w:t>
+      </w:r>
+      <w:proofErr w:type="spellStart"/>
+      <w:r>
+        <w:rPr>
+          <w:lang w:val="ru-RU"/>
+        </w:rPr>
+        <w:t>placemaking</w:t>
+      </w:r>
+      <w:proofErr w:type="spellEnd"/>
+      <w:r>
+        <w:rPr>
+          <w:lang w:val="ru-RU"/>
+        </w:rPr>
+        <w:t xml:space="preserve"> (мобильная мебель, арт-объекты, зоны отдыха).</w:t>
       </w:r>
     </w:p>
     <w:p>
@@ -2430,7 +3442,35 @@
         <w:rPr>
           <w:lang w:val="ru-RU"/>
         </w:rPr>
-        <w:t>Пилотные программы service learning в российских вузах показывают, что закрепление таких проектов в учебных планах и связь с оцениванием (зачет, модуль, курсовая/ВКР) повышают устойчивость практик и расширяют круг вовлечённых студентов и преподавателей.​</w:t>
+        <w:t xml:space="preserve">Пилотные программы </w:t>
+      </w:r>
+      <w:proofErr w:type="spellStart"/>
+      <w:r>
+        <w:rPr>
+          <w:lang w:val="ru-RU"/>
+        </w:rPr>
+        <w:t>service</w:t>
+      </w:r>
+      <w:proofErr w:type="spellEnd"/>
+      <w:r>
+        <w:rPr>
+          <w:lang w:val="ru-RU"/>
+        </w:rPr>
+        <w:t xml:space="preserve"> </w:t>
+      </w:r>
+      <w:proofErr w:type="spellStart"/>
+      <w:r>
+        <w:rPr>
+          <w:lang w:val="ru-RU"/>
+        </w:rPr>
+        <w:t>learning</w:t>
+      </w:r>
+      <w:proofErr w:type="spellEnd"/>
+      <w:r>
+        <w:rPr>
+          <w:lang w:val="ru-RU"/>
+        </w:rPr>
+        <w:t xml:space="preserve"> в российских вузах показывают, что закрепление таких проектов в учебных планах и связь с оцениванием (зачет, модуль, курсовая/ВКР) повышают устойчивость практик и расширяют круг вовлечённых студентов и преподавателей.​</w:t>
       </w:r>
     </w:p>
     <w:p>
@@ -2762,13 +3802,45 @@
           <w:bCs/>
           <w:lang w:val="ru-RU"/>
         </w:rPr>
-        <w:t>У студентов наблюдалось укрепление просоциальных установок:</w:t>
-      </w:r>
-      <w:r>
-        <w:rPr>
-          <w:lang w:val="ru-RU"/>
-        </w:rPr>
-        <w:t xml:space="preserve"> повышение эмпатии, готовности к волонтёрству, ориентации на кооперацию и солидарность.</w:t>
+        <w:t xml:space="preserve">У студентов наблюдалось укрепление </w:t>
+      </w:r>
+      <w:proofErr w:type="spellStart"/>
+      <w:r>
+        <w:rPr>
+          <w:b/>
+          <w:bCs/>
+          <w:lang w:val="ru-RU"/>
+        </w:rPr>
+        <w:t>просоциальных</w:t>
+      </w:r>
+      <w:proofErr w:type="spellEnd"/>
+      <w:r>
+        <w:rPr>
+          <w:b/>
+          <w:bCs/>
+          <w:lang w:val="ru-RU"/>
+        </w:rPr>
+        <w:t xml:space="preserve"> установок:</w:t>
+      </w:r>
+      <w:r>
+        <w:rPr>
+          <w:lang w:val="ru-RU"/>
+        </w:rPr>
+        <w:t xml:space="preserve"> повышение эмпатии, готовности к </w:t>
+      </w:r>
+      <w:proofErr w:type="spellStart"/>
+      <w:r>
+        <w:rPr>
+          <w:lang w:val="ru-RU"/>
+        </w:rPr>
+        <w:t>волонтёрству</w:t>
+      </w:r>
+      <w:proofErr w:type="spellEnd"/>
+      <w:r>
+        <w:rPr>
+          <w:lang w:val="ru-RU"/>
+        </w:rPr>
+        <w:t>, ориентации на кооперацию и солидарность.</w:t>
       </w:r>
     </w:p>
     <w:p>
@@ -3449,7 +4521,21 @@
         <w:rPr>
           <w:lang w:val="ru-RU"/>
         </w:rPr>
-        <w:t xml:space="preserve">Обучение служением: методическое пособие / под ред. О. В. Решетникова, С. В. Тетерского. — Москва: Автономная некоммерческая организация «Агентство по воспитанию гражданских и социальных инициатив “АВЦ”», 2020. — 216 с. — </w:t>
+        <w:t xml:space="preserve">Обучение служением: методическое пособие / под ред. О. В. Решетникова, С. В. </w:t>
+      </w:r>
+      <w:proofErr w:type="spellStart"/>
+      <w:r>
+        <w:rPr>
+          <w:lang w:val="ru-RU"/>
+        </w:rPr>
+        <w:t>Тетерского</w:t>
+      </w:r>
+      <w:proofErr w:type="spellEnd"/>
+      <w:r>
+        <w:rPr>
+          <w:lang w:val="ru-RU"/>
+        </w:rPr>
+        <w:t xml:space="preserve">. — Москва: Автономная некоммерческая организация «Агентство по воспитанию гражданских и социальных инициатив “АВЦ”», 2020. — 216 с. — </w:t>
       </w:r>
       <w:r>
         <w:t>URL</w:t>
@@ -3493,12 +4579,14 @@
           </w:rPr>
           <w:t>.</w:t>
         </w:r>
+        <w:proofErr w:type="spellStart"/>
         <w:r>
           <w:rPr>
             <w:rStyle w:val="aff8"/>
           </w:rPr>
           <w:t>minobrnauki</w:t>
         </w:r>
+        <w:proofErr w:type="spellEnd"/>
         <w:r>
           <w:rPr>
             <w:rStyle w:val="aff8"/>
@@ -3519,12 +4607,14 @@
           </w:rPr>
           <w:t>.</w:t>
         </w:r>
+        <w:proofErr w:type="spellStart"/>
         <w:r>
           <w:rPr>
             <w:rStyle w:val="aff8"/>
           </w:rPr>
           <w:t>ru</w:t>
         </w:r>
+        <w:proofErr w:type="spellEnd"/>
         <w:r>
           <w:rPr>
             <w:rStyle w:val="aff8"/>
@@ -3545,12 +4635,14 @@
           </w:rPr>
           <w:t>/</w:t>
         </w:r>
+        <w:proofErr w:type="spellStart"/>
         <w:r>
           <w:rPr>
             <w:rStyle w:val="aff8"/>
           </w:rPr>
           <w:t>Metodicheskoe</w:t>
         </w:r>
+        <w:proofErr w:type="spellEnd"/>
         <w:r>
           <w:rPr>
             <w:rStyle w:val="aff8"/>
@@ -3558,12 +4650,14 @@
           </w:rPr>
           <w:t>_</w:t>
         </w:r>
+        <w:proofErr w:type="spellStart"/>
         <w:r>
           <w:rPr>
             <w:rStyle w:val="aff8"/>
           </w:rPr>
           <w:t>posobie</w:t>
         </w:r>
+        <w:proofErr w:type="spellEnd"/>
         <w:r>
           <w:rPr>
             <w:rStyle w:val="aff8"/>
@@ -3571,12 +4665,14 @@
           </w:rPr>
           <w:t>_</w:t>
         </w:r>
+        <w:proofErr w:type="spellStart"/>
         <w:r>
           <w:rPr>
             <w:rStyle w:val="aff8"/>
           </w:rPr>
           <w:t>Obuchenie</w:t>
         </w:r>
+        <w:proofErr w:type="spellEnd"/>
         <w:r>
           <w:rPr>
             <w:rStyle w:val="aff8"/>
@@ -3584,12 +4680,14 @@
           </w:rPr>
           <w:t>_</w:t>
         </w:r>
+        <w:proofErr w:type="spellStart"/>
         <w:r>
           <w:rPr>
             <w:rStyle w:val="aff8"/>
           </w:rPr>
           <w:t>sluzheniem</w:t>
         </w:r>
+        <w:proofErr w:type="spellEnd"/>
         <w:r>
           <w:rPr>
             <w:rStyle w:val="aff8"/>
@@ -3634,7 +4732,21 @@
         <w:rPr>
           <w:lang w:val="ru-RU"/>
         </w:rPr>
-        <w:t xml:space="preserve">Обучение служением: учебник для вузов / отв. ред. Е. В. Рожкова. — Москва: Издательство Юрайт, 2025. — 170 с. — (Высшее образование). — </w:t>
+        <w:t xml:space="preserve">Обучение служением: учебник для вузов / отв. ред. Е. В. Рожкова. — Москва: Издательство </w:t>
+      </w:r>
+      <w:proofErr w:type="spellStart"/>
+      <w:r>
+        <w:rPr>
+          <w:lang w:val="ru-RU"/>
+        </w:rPr>
+        <w:t>Юрайт</w:t>
+      </w:r>
+      <w:proofErr w:type="spellEnd"/>
+      <w:r>
+        <w:rPr>
+          <w:lang w:val="ru-RU"/>
+        </w:rPr>
+        <w:t xml:space="preserve">, 2025. — 170 с. — (Высшее образование). — </w:t>
       </w:r>
       <w:r>
         <w:t>ISBN</w:t>
@@ -3643,7 +4755,21 @@
         <w:rPr>
           <w:lang w:val="ru-RU"/>
         </w:rPr>
-        <w:t xml:space="preserve"> 978-5-534-19832-4. — Текст: электронный // Образовательная платформа Юрайт [сайт]. — </w:t>
+        <w:t xml:space="preserve"> 978-5-534-19832-4. — Текст: электронный // Образовательная платформа </w:t>
+      </w:r>
+      <w:proofErr w:type="spellStart"/>
+      <w:r>
+        <w:rPr>
+          <w:lang w:val="ru-RU"/>
+        </w:rPr>
+        <w:t>Юрайт</w:t>
+      </w:r>
+      <w:proofErr w:type="spellEnd"/>
+      <w:r>
+        <w:rPr>
+          <w:lang w:val="ru-RU"/>
+        </w:rPr>
+        <w:t xml:space="preserve"> [сайт]. — </w:t>
       </w:r>
       <w:r>
         <w:t>URL</w:t>
@@ -3668,12 +4794,14 @@
           </w:rPr>
           <w:t>://</w:t>
         </w:r>
+        <w:proofErr w:type="spellStart"/>
         <w:r>
           <w:rPr>
             <w:rStyle w:val="aff8"/>
           </w:rPr>
           <w:t>urait</w:t>
         </w:r>
+        <w:proofErr w:type="spellEnd"/>
         <w:r>
           <w:rPr>
             <w:rStyle w:val="aff8"/>
@@ -3681,12 +4809,14 @@
           </w:rPr>
           <w:t>.</w:t>
         </w:r>
+        <w:proofErr w:type="spellStart"/>
         <w:r>
           <w:rPr>
             <w:rStyle w:val="aff8"/>
           </w:rPr>
           <w:t>ru</w:t>
         </w:r>
+        <w:proofErr w:type="spellEnd"/>
         <w:r>
           <w:rPr>
             <w:rStyle w:val="aff8"/>
@@ -3694,12 +4824,14 @@
           </w:rPr>
           <w:t>/</w:t>
         </w:r>
+        <w:proofErr w:type="spellStart"/>
         <w:r>
           <w:rPr>
             <w:rStyle w:val="aff8"/>
           </w:rPr>
           <w:t>bcode</w:t>
         </w:r>
+        <w:proofErr w:type="spellEnd"/>
         <w:r>
           <w:rPr>
             <w:rStyle w:val="aff8"/>
@@ -3738,7 +4870,21 @@
         <w:rPr>
           <w:lang w:val="ru-RU"/>
         </w:rPr>
-        <w:t xml:space="preserve">Обучение служением: рабочая тетрадь / колл. авт.; Нац. исслед. ун-т «Высшая школа экономики». — Москва, 2023. — </w:t>
+        <w:t xml:space="preserve">Обучение служением: рабочая тетрадь / колл. авт.; Нац. </w:t>
+      </w:r>
+      <w:proofErr w:type="spellStart"/>
+      <w:r>
+        <w:rPr>
+          <w:lang w:val="ru-RU"/>
+        </w:rPr>
+        <w:t>исслед</w:t>
+      </w:r>
+      <w:proofErr w:type="spellEnd"/>
+      <w:r>
+        <w:rPr>
+          <w:lang w:val="ru-RU"/>
+        </w:rPr>
+        <w:t xml:space="preserve">. ун-т «Высшая школа экономики». — Москва, 2023. — </w:t>
       </w:r>
       <w:r>
         <w:t>URL</w:t>
@@ -3776,12 +4922,14 @@
           </w:rPr>
           <w:t>.</w:t>
         </w:r>
+        <w:proofErr w:type="spellStart"/>
         <w:r>
           <w:rPr>
             <w:rStyle w:val="aff8"/>
           </w:rPr>
           <w:t>hse</w:t>
         </w:r>
+        <w:proofErr w:type="spellEnd"/>
         <w:r>
           <w:rPr>
             <w:rStyle w:val="aff8"/>
@@ -3789,12 +4937,14 @@
           </w:rPr>
           <w:t>.</w:t>
         </w:r>
+        <w:proofErr w:type="spellStart"/>
         <w:r>
           <w:rPr>
             <w:rStyle w:val="aff8"/>
           </w:rPr>
           <w:t>ru</w:t>
         </w:r>
+        <w:proofErr w:type="spellEnd"/>
         <w:r>
           <w:rPr>
             <w:rStyle w:val="aff8"/>
@@ -3878,7 +5028,21 @@
         <w:rPr>
           <w:lang w:val="ru-RU"/>
         </w:rPr>
-        <w:t xml:space="preserve">Никольский В. С. Просоциальные установки и поведение студенческой молодёжи: эффекты обучения служением // Университетское управление: практика и анализ. — 2025. — Т. 29, № 3. — С. 9–30. — </w:t>
+        <w:t xml:space="preserve">Никольский В. С. </w:t>
+      </w:r>
+      <w:proofErr w:type="spellStart"/>
+      <w:r>
+        <w:rPr>
+          <w:lang w:val="ru-RU"/>
+        </w:rPr>
+        <w:t>Просоциальные</w:t>
+      </w:r>
+      <w:proofErr w:type="spellEnd"/>
+      <w:r>
+        <w:rPr>
+          <w:lang w:val="ru-RU"/>
+        </w:rPr>
+        <w:t xml:space="preserve"> установки и поведение студенческой молодёжи: эффекты обучения служением // Университетское управление: практика и анализ. — 2025. — Т. 29, № 3. — С. 9–30. — </w:t>
       </w:r>
       <w:r>
         <w:t>DOI</w:t>
@@ -3912,12 +5076,14 @@
           </w:rPr>
           <w:t>://</w:t>
         </w:r>
+        <w:proofErr w:type="spellStart"/>
         <w:r>
           <w:rPr>
             <w:rStyle w:val="aff8"/>
           </w:rPr>
           <w:t>cyberleninka</w:t>
         </w:r>
+        <w:proofErr w:type="spellEnd"/>
         <w:r>
           <w:rPr>
             <w:rStyle w:val="aff8"/>
@@ -3925,12 +5091,14 @@
           </w:rPr>
           <w:t>.</w:t>
         </w:r>
+        <w:proofErr w:type="spellStart"/>
         <w:r>
           <w:rPr>
             <w:rStyle w:val="aff8"/>
           </w:rPr>
           <w:t>ru</w:t>
         </w:r>
+        <w:proofErr w:type="spellEnd"/>
         <w:r>
           <w:rPr>
             <w:rStyle w:val="aff8"/>
@@ -3964,12 +5132,14 @@
           </w:rPr>
           <w:t>/</w:t>
         </w:r>
+        <w:proofErr w:type="spellStart"/>
         <w:r>
           <w:rPr>
             <w:rStyle w:val="aff8"/>
           </w:rPr>
           <w:t>prosotsialnye</w:t>
         </w:r>
+        <w:proofErr w:type="spellEnd"/>
         <w:r>
           <w:rPr>
             <w:rStyle w:val="aff8"/>
@@ -3977,12 +5147,14 @@
           </w:rPr>
           <w:t>-</w:t>
         </w:r>
+        <w:proofErr w:type="spellStart"/>
         <w:r>
           <w:rPr>
             <w:rStyle w:val="aff8"/>
           </w:rPr>
           <w:t>ustanovki</w:t>
         </w:r>
+        <w:proofErr w:type="spellEnd"/>
         <w:r>
           <w:rPr>
             <w:rStyle w:val="aff8"/>
@@ -3990,12 +5162,14 @@
           </w:rPr>
           <w:t>-</w:t>
         </w:r>
+        <w:proofErr w:type="spellStart"/>
         <w:r>
           <w:rPr>
             <w:rStyle w:val="aff8"/>
           </w:rPr>
           <w:t>i</w:t>
         </w:r>
+        <w:proofErr w:type="spellEnd"/>
         <w:r>
           <w:rPr>
             <w:rStyle w:val="aff8"/>
@@ -4003,12 +5177,14 @@
           </w:rPr>
           <w:t>-</w:t>
         </w:r>
+        <w:proofErr w:type="spellStart"/>
         <w:r>
           <w:rPr>
             <w:rStyle w:val="aff8"/>
           </w:rPr>
           <w:t>povedenie</w:t>
         </w:r>
+        <w:proofErr w:type="spellEnd"/>
         <w:r>
           <w:rPr>
             <w:rStyle w:val="aff8"/>
@@ -4016,12 +5192,14 @@
           </w:rPr>
           <w:t>-</w:t>
         </w:r>
+        <w:proofErr w:type="spellStart"/>
         <w:r>
           <w:rPr>
             <w:rStyle w:val="aff8"/>
           </w:rPr>
           <w:t>studencheskoy</w:t>
         </w:r>
+        <w:proofErr w:type="spellEnd"/>
         <w:r>
           <w:rPr>
             <w:rStyle w:val="aff8"/>
@@ -4029,12 +5207,14 @@
           </w:rPr>
           <w:t>-</w:t>
         </w:r>
+        <w:proofErr w:type="spellStart"/>
         <w:r>
           <w:rPr>
             <w:rStyle w:val="aff8"/>
           </w:rPr>
           <w:t>molodyozhi</w:t>
         </w:r>
+        <w:proofErr w:type="spellEnd"/>
         <w:r>
           <w:rPr>
             <w:rStyle w:val="aff8"/>
@@ -4042,12 +5222,14 @@
           </w:rPr>
           <w:t>-</w:t>
         </w:r>
+        <w:proofErr w:type="spellStart"/>
         <w:r>
           <w:rPr>
             <w:rStyle w:val="aff8"/>
           </w:rPr>
           <w:t>effekty</w:t>
         </w:r>
+        <w:proofErr w:type="spellEnd"/>
         <w:r>
           <w:rPr>
             <w:rStyle w:val="aff8"/>
@@ -4055,12 +5237,14 @@
           </w:rPr>
           <w:t>-</w:t>
         </w:r>
+        <w:proofErr w:type="spellStart"/>
         <w:r>
           <w:rPr>
             <w:rStyle w:val="aff8"/>
           </w:rPr>
           <w:t>obucheniya</w:t>
         </w:r>
+        <w:proofErr w:type="spellEnd"/>
         <w:r>
           <w:rPr>
             <w:rStyle w:val="aff8"/>
@@ -4068,12 +5252,14 @@
           </w:rPr>
           <w:t>-</w:t>
         </w:r>
+        <w:proofErr w:type="spellStart"/>
         <w:r>
           <w:rPr>
             <w:rStyle w:val="aff8"/>
           </w:rPr>
           <w:t>sluzheniem</w:t>
         </w:r>
+        <w:proofErr w:type="spellEnd"/>
       </w:hyperlink>
       <w:r>
         <w:rPr>
@@ -4137,12 +5323,14 @@
           </w:rPr>
           <w:t>://</w:t>
         </w:r>
+        <w:proofErr w:type="spellStart"/>
         <w:r>
           <w:rPr>
             <w:rStyle w:val="aff8"/>
           </w:rPr>
           <w:t>vovr</w:t>
         </w:r>
+        <w:proofErr w:type="spellEnd"/>
         <w:r>
           <w:rPr>
             <w:rStyle w:val="aff8"/>
@@ -4150,12 +5338,14 @@
           </w:rPr>
           <w:t>.</w:t>
         </w:r>
+        <w:proofErr w:type="spellStart"/>
         <w:r>
           <w:rPr>
             <w:rStyle w:val="aff8"/>
           </w:rPr>
           <w:t>elpub</w:t>
         </w:r>
+        <w:proofErr w:type="spellEnd"/>
         <w:r>
           <w:rPr>
             <w:rStyle w:val="aff8"/>
@@ -4163,12 +5353,14 @@
           </w:rPr>
           <w:t>.</w:t>
         </w:r>
+        <w:proofErr w:type="spellStart"/>
         <w:r>
           <w:rPr>
             <w:rStyle w:val="aff8"/>
           </w:rPr>
           <w:t>ru</w:t>
         </w:r>
+        <w:proofErr w:type="spellEnd"/>
         <w:r>
           <w:rPr>
             <w:rStyle w:val="aff8"/>
@@ -4306,12 +5498,14 @@
           </w:rPr>
           <w:t>.</w:t>
         </w:r>
+        <w:proofErr w:type="spellStart"/>
         <w:r>
           <w:rPr>
             <w:rStyle w:val="aff8"/>
           </w:rPr>
           <w:t>ru</w:t>
         </w:r>
+        <w:proofErr w:type="spellEnd"/>
         <w:r>
           <w:rPr>
             <w:rStyle w:val="aff8"/>
@@ -4332,12 +5526,14 @@
           </w:rPr>
           <w:t>/</w:t>
         </w:r>
+        <w:proofErr w:type="spellStart"/>
         <w:r>
           <w:rPr>
             <w:rStyle w:val="aff8"/>
           </w:rPr>
           <w:t>kvalifikatsii</w:t>
         </w:r>
+        <w:proofErr w:type="spellEnd"/>
         <w:r>
           <w:rPr>
             <w:rStyle w:val="aff8"/>
@@ -4358,12 +5554,14 @@
           </w:rPr>
           <w:t>-</w:t>
         </w:r>
+        <w:proofErr w:type="spellStart"/>
         <w:r>
           <w:rPr>
             <w:rStyle w:val="aff8"/>
           </w:rPr>
           <w:t>veka</w:t>
         </w:r>
+        <w:proofErr w:type="spellEnd"/>
         <w:r>
           <w:rPr>
             <w:rStyle w:val="aff8"/>
@@ -4371,12 +5569,14 @@
           </w:rPr>
           <w:t>/</w:t>
         </w:r>
+        <w:proofErr w:type="spellStart"/>
         <w:r>
           <w:rPr>
             <w:rStyle w:val="aff8"/>
           </w:rPr>
           <w:t>obuchenie</w:t>
         </w:r>
+        <w:proofErr w:type="spellEnd"/>
         <w:r>
           <w:rPr>
             <w:rStyle w:val="aff8"/>
@@ -4384,12 +5584,14 @@
           </w:rPr>
           <w:t>-</w:t>
         </w:r>
+        <w:proofErr w:type="spellStart"/>
         <w:r>
           <w:rPr>
             <w:rStyle w:val="aff8"/>
           </w:rPr>
           <w:t>sluzheniem</w:t>
         </w:r>
+        <w:proofErr w:type="spellEnd"/>
         <w:r>
           <w:rPr>
             <w:rStyle w:val="aff8"/>
@@ -4410,12 +5612,14 @@
           </w:rPr>
           <w:t>-</w:t>
         </w:r>
+        <w:proofErr w:type="spellStart"/>
         <w:r>
           <w:rPr>
             <w:rStyle w:val="aff8"/>
           </w:rPr>
           <w:t>realizatsii</w:t>
         </w:r>
+        <w:proofErr w:type="spellEnd"/>
         <w:r>
           <w:rPr>
             <w:rStyle w:val="aff8"/>
@@ -4423,12 +5627,14 @@
           </w:rPr>
           <w:t>-</w:t>
         </w:r>
+        <w:proofErr w:type="spellStart"/>
         <w:r>
           <w:rPr>
             <w:rStyle w:val="aff8"/>
           </w:rPr>
           <w:t>tretey</w:t>
         </w:r>
+        <w:proofErr w:type="spellEnd"/>
         <w:r>
           <w:rPr>
             <w:rStyle w:val="aff8"/>
@@ -4436,12 +5642,14 @@
           </w:rPr>
           <w:t>-</w:t>
         </w:r>
+        <w:proofErr w:type="spellStart"/>
         <w:r>
           <w:rPr>
             <w:rStyle w:val="aff8"/>
           </w:rPr>
           <w:t>missii</w:t>
         </w:r>
+        <w:proofErr w:type="spellEnd"/>
         <w:r>
           <w:rPr>
             <w:rStyle w:val="aff8"/>
@@ -4449,12 +5657,14 @@
           </w:rPr>
           <w:t>-</w:t>
         </w:r>
+        <w:proofErr w:type="spellStart"/>
         <w:r>
           <w:rPr>
             <w:rStyle w:val="aff8"/>
           </w:rPr>
           <w:t>universiteta</w:t>
         </w:r>
+        <w:proofErr w:type="spellEnd"/>
         <w:r>
           <w:rPr>
             <w:rStyle w:val="aff8"/>
@@ -4518,12 +5728,14 @@
           </w:rPr>
           <w:t>://</w:t>
         </w:r>
+        <w:proofErr w:type="spellStart"/>
         <w:r>
           <w:rPr>
             <w:rStyle w:val="aff8"/>
           </w:rPr>
           <w:t>cyberleninka</w:t>
         </w:r>
+        <w:proofErr w:type="spellEnd"/>
         <w:r>
           <w:rPr>
             <w:rStyle w:val="aff8"/>
@@ -4531,12 +5743,14 @@
           </w:rPr>
           <w:t>.</w:t>
         </w:r>
+        <w:proofErr w:type="spellStart"/>
         <w:r>
           <w:rPr>
             <w:rStyle w:val="aff8"/>
           </w:rPr>
           <w:t>ru</w:t>
         </w:r>
+        <w:proofErr w:type="spellEnd"/>
         <w:r>
           <w:rPr>
             <w:rStyle w:val="aff8"/>
@@ -4570,12 +5784,14 @@
           </w:rPr>
           <w:t>/</w:t>
         </w:r>
+        <w:proofErr w:type="spellStart"/>
         <w:r>
           <w:rPr>
             <w:rStyle w:val="aff8"/>
           </w:rPr>
           <w:t>determinanty</w:t>
         </w:r>
+        <w:proofErr w:type="spellEnd"/>
         <w:r>
           <w:rPr>
             <w:rStyle w:val="aff8"/>
@@ -4583,12 +5799,14 @@
           </w:rPr>
           <w:t>-</w:t>
         </w:r>
+        <w:proofErr w:type="spellStart"/>
         <w:r>
           <w:rPr>
             <w:rStyle w:val="aff8"/>
           </w:rPr>
           <w:t>uspeshnosti</w:t>
         </w:r>
+        <w:proofErr w:type="spellEnd"/>
         <w:r>
           <w:rPr>
             <w:rStyle w:val="aff8"/>
@@ -4596,12 +5814,14 @@
           </w:rPr>
           <w:t>-</w:t>
         </w:r>
+        <w:proofErr w:type="spellStart"/>
         <w:r>
           <w:rPr>
             <w:rStyle w:val="aff8"/>
           </w:rPr>
           <w:t>i</w:t>
         </w:r>
+        <w:proofErr w:type="spellEnd"/>
         <w:r>
           <w:rPr>
             <w:rStyle w:val="aff8"/>
@@ -4609,12 +5829,14 @@
           </w:rPr>
           <w:t>-</w:t>
         </w:r>
+        <w:proofErr w:type="spellStart"/>
         <w:r>
           <w:rPr>
             <w:rStyle w:val="aff8"/>
           </w:rPr>
           <w:t>riski</w:t>
         </w:r>
+        <w:proofErr w:type="spellEnd"/>
         <w:r>
           <w:rPr>
             <w:rStyle w:val="aff8"/>
@@ -4622,12 +5844,14 @@
           </w:rPr>
           <w:t>-</w:t>
         </w:r>
+        <w:proofErr w:type="spellStart"/>
         <w:r>
           <w:rPr>
             <w:rStyle w:val="aff8"/>
           </w:rPr>
           <w:t>realizatsii</w:t>
         </w:r>
+        <w:proofErr w:type="spellEnd"/>
         <w:r>
           <w:rPr>
             <w:rStyle w:val="aff8"/>
@@ -4635,12 +5859,14 @@
           </w:rPr>
           <w:t>-</w:t>
         </w:r>
+        <w:proofErr w:type="spellStart"/>
         <w:r>
           <w:rPr>
             <w:rStyle w:val="aff8"/>
           </w:rPr>
           <w:t>podhoda</w:t>
         </w:r>
+        <w:proofErr w:type="spellEnd"/>
         <w:r>
           <w:rPr>
             <w:rStyle w:val="aff8"/>
@@ -4648,12 +5874,14 @@
           </w:rPr>
           <w:t>-</w:t>
         </w:r>
+        <w:proofErr w:type="spellStart"/>
         <w:r>
           <w:rPr>
             <w:rStyle w:val="aff8"/>
           </w:rPr>
           <w:t>obuchenie</w:t>
         </w:r>
+        <w:proofErr w:type="spellEnd"/>
         <w:r>
           <w:rPr>
             <w:rStyle w:val="aff8"/>
@@ -4661,12 +5889,14 @@
           </w:rPr>
           <w:t>-</w:t>
         </w:r>
+        <w:proofErr w:type="spellStart"/>
         <w:r>
           <w:rPr>
             <w:rStyle w:val="aff8"/>
           </w:rPr>
           <w:t>sluzheniem</w:t>
         </w:r>
+        <w:proofErr w:type="spellEnd"/>
         <w:r>
           <w:rPr>
             <w:rStyle w:val="aff8"/>
@@ -4687,12 +5917,14 @@
           </w:rPr>
           <w:t>-</w:t>
         </w:r>
+        <w:proofErr w:type="spellStart"/>
         <w:r>
           <w:rPr>
             <w:rStyle w:val="aff8"/>
           </w:rPr>
           <w:t>usloviyah</w:t>
         </w:r>
+        <w:proofErr w:type="spellEnd"/>
         <w:r>
           <w:rPr>
             <w:rStyle w:val="aff8"/>
@@ -4700,12 +5932,14 @@
           </w:rPr>
           <w:t>-</w:t>
         </w:r>
+        <w:proofErr w:type="spellStart"/>
         <w:r>
           <w:rPr>
             <w:rStyle w:val="aff8"/>
           </w:rPr>
           <w:t>proektno</w:t>
         </w:r>
+        <w:proofErr w:type="spellEnd"/>
       </w:hyperlink>
       <w:r>
         <w:rPr>
@@ -4775,12 +6009,14 @@
           </w:rPr>
           <w:t>.</w:t>
         </w:r>
+        <w:proofErr w:type="spellStart"/>
         <w:r>
           <w:rPr>
             <w:rStyle w:val="aff8"/>
           </w:rPr>
           <w:t>vestnik</w:t>
         </w:r>
+        <w:proofErr w:type="spellEnd"/>
         <w:r>
           <w:rPr>
             <w:rStyle w:val="aff8"/>
@@ -4788,12 +6024,14 @@
           </w:rPr>
           <w:t>-</w:t>
         </w:r>
+        <w:proofErr w:type="spellStart"/>
         <w:r>
           <w:rPr>
             <w:rStyle w:val="aff8"/>
           </w:rPr>
           <w:t>ggu</w:t>
         </w:r>
+        <w:proofErr w:type="spellEnd"/>
         <w:r>
           <w:rPr>
             <w:rStyle w:val="aff8"/>
@@ -4801,12 +6039,14 @@
           </w:rPr>
           <w:t>.</w:t>
         </w:r>
+        <w:proofErr w:type="spellStart"/>
         <w:r>
           <w:rPr>
             <w:rStyle w:val="aff8"/>
           </w:rPr>
           <w:t>ru</w:t>
         </w:r>
+        <w:proofErr w:type="spellEnd"/>
         <w:r>
           <w:rPr>
             <w:rStyle w:val="aff8"/>
@@ -4814,12 +6054,14 @@
           </w:rPr>
           <w:t>/</w:t>
         </w:r>
+        <w:proofErr w:type="spellStart"/>
         <w:r>
           <w:rPr>
             <w:rStyle w:val="aff8"/>
           </w:rPr>
           <w:t>arhiv</w:t>
         </w:r>
+        <w:proofErr w:type="spellEnd"/>
         <w:r>
           <w:rPr>
             <w:rStyle w:val="aff8"/>
@@ -4827,12 +6069,14 @@
           </w:rPr>
           <w:t>_</w:t>
         </w:r>
+        <w:proofErr w:type="spellStart"/>
         <w:r>
           <w:rPr>
             <w:rStyle w:val="aff8"/>
           </w:rPr>
           <w:t>nomera</w:t>
         </w:r>
+        <w:proofErr w:type="spellEnd"/>
         <w:r>
           <w:rPr>
             <w:rStyle w:val="aff8"/>
@@ -4902,12 +6146,14 @@
           </w:rPr>
           <w:t>://</w:t>
         </w:r>
+        <w:proofErr w:type="spellStart"/>
         <w:r>
           <w:rPr>
             <w:rStyle w:val="aff8"/>
           </w:rPr>
           <w:t>edu</w:t>
         </w:r>
+        <w:proofErr w:type="spellEnd"/>
         <w:r>
           <w:rPr>
             <w:rStyle w:val="aff8"/>
@@ -4928,12 +6174,14 @@
           </w:rPr>
           <w:t>.</w:t>
         </w:r>
+        <w:proofErr w:type="spellStart"/>
         <w:r>
           <w:rPr>
             <w:rStyle w:val="aff8"/>
           </w:rPr>
           <w:t>tusur</w:t>
         </w:r>
+        <w:proofErr w:type="spellEnd"/>
         <w:r>
           <w:rPr>
             <w:rStyle w:val="aff8"/>
@@ -4941,12 +6189,14 @@
           </w:rPr>
           <w:t>.</w:t>
         </w:r>
+        <w:proofErr w:type="spellStart"/>
         <w:r>
           <w:rPr>
             <w:rStyle w:val="aff8"/>
           </w:rPr>
           <w:t>ru</w:t>
         </w:r>
+        <w:proofErr w:type="spellEnd"/>
         <w:r>
           <w:rPr>
             <w:rStyle w:val="aff8"/>
@@ -5030,12 +6280,14 @@
           </w:rPr>
           <w:t>://</w:t>
         </w:r>
+        <w:proofErr w:type="spellStart"/>
         <w:r>
           <w:rPr>
             <w:rStyle w:val="aff8"/>
           </w:rPr>
           <w:t>archsovet</w:t>
         </w:r>
+        <w:proofErr w:type="spellEnd"/>
         <w:r>
           <w:rPr>
             <w:rStyle w:val="aff8"/>
@@ -5043,12 +6295,14 @@
           </w:rPr>
           <w:t>.</w:t>
         </w:r>
+        <w:proofErr w:type="spellStart"/>
         <w:r>
           <w:rPr>
             <w:rStyle w:val="aff8"/>
           </w:rPr>
           <w:t>msk</w:t>
         </w:r>
+        <w:proofErr w:type="spellEnd"/>
         <w:r>
           <w:rPr>
             <w:rStyle w:val="aff8"/>
@@ -5056,12 +6310,14 @@
           </w:rPr>
           <w:t>.</w:t>
         </w:r>
+        <w:proofErr w:type="spellStart"/>
         <w:r>
           <w:rPr>
             <w:rStyle w:val="aff8"/>
           </w:rPr>
           <w:t>ru</w:t>
         </w:r>
+        <w:proofErr w:type="spellEnd"/>
         <w:r>
           <w:rPr>
             <w:rStyle w:val="aff8"/>
@@ -5082,12 +6338,14 @@
           </w:rPr>
           <w:t>/</w:t>
         </w:r>
+        <w:proofErr w:type="spellStart"/>
         <w:r>
           <w:rPr>
             <w:rStyle w:val="aff8"/>
           </w:rPr>
           <w:t>obshhestvennoe</w:t>
         </w:r>
+        <w:proofErr w:type="spellEnd"/>
         <w:r>
           <w:rPr>
             <w:rStyle w:val="aff8"/>
@@ -5095,12 +6353,14 @@
           </w:rPr>
           <w:t>-</w:t>
         </w:r>
+        <w:proofErr w:type="spellStart"/>
         <w:r>
           <w:rPr>
             <w:rStyle w:val="aff8"/>
           </w:rPr>
           <w:t>prostranstvo</w:t>
         </w:r>
+        <w:proofErr w:type="spellEnd"/>
         <w:r>
           <w:rPr>
             <w:rStyle w:val="aff8"/>
@@ -5121,12 +6381,14 @@
           </w:rPr>
           <w:t>-</w:t>
         </w:r>
+        <w:proofErr w:type="spellStart"/>
         <w:r>
           <w:rPr>
             <w:rStyle w:val="aff8"/>
           </w:rPr>
           <w:t>sovremennom</w:t>
         </w:r>
+        <w:proofErr w:type="spellEnd"/>
         <w:r>
           <w:rPr>
             <w:rStyle w:val="aff8"/>
@@ -5134,12 +6396,14 @@
           </w:rPr>
           <w:t>-</w:t>
         </w:r>
+        <w:proofErr w:type="spellStart"/>
         <w:r>
           <w:rPr>
             <w:rStyle w:val="aff8"/>
           </w:rPr>
           <w:t>ponimanii</w:t>
         </w:r>
+        <w:proofErr w:type="spellEnd"/>
       </w:hyperlink>
       <w:r>
         <w:rPr>
@@ -5338,12 +6602,14 @@
           </w:rPr>
           <w:t>.</w:t>
         </w:r>
+        <w:proofErr w:type="spellStart"/>
         <w:r>
           <w:rPr>
             <w:rStyle w:val="aff8"/>
           </w:rPr>
           <w:t>ukesa</w:t>
         </w:r>
+        <w:proofErr w:type="spellEnd"/>
         <w:r>
           <w:rPr>
             <w:rStyle w:val="aff8"/>
@@ -5513,7 +6779,23 @@
         <w:t xml:space="preserve"> </w:t>
       </w:r>
       <w:r>
-        <w:t>(дата обращения: 06.12.2025).</w:t>
+        <w:t>(</w:t>
+      </w:r>
+      <w:proofErr w:type="spellStart"/>
+      <w:r>
+        <w:t>дата</w:t>
+      </w:r>
+      <w:proofErr w:type="spellEnd"/>
+      <w:r>
+        <w:t xml:space="preserve"> </w:t>
+      </w:r>
+      <w:proofErr w:type="spellStart"/>
+      <w:r>
+        <w:t>обращения</w:t>
+      </w:r>
+      <w:proofErr w:type="spellEnd"/>
+      <w:r>
+        <w:t>: 06.12.2025).</w:t>
       </w:r>
     </w:p>
     <w:p>
@@ -5527,7 +6809,23 @@
         <w:jc w:val="both"/>
       </w:pPr>
       <w:r>
-        <w:t xml:space="preserve">Delano-Oriaran O., Penick-Parks M., Fondrie S. (eds.). The SAGE Sourcebook of Service-Learning and Civic Engagement. — Thousand Oaks: SAGE Publications, 2015. — 472 p. — ISBN 978-1-4522-5722-3. — DOI: 10.4135/9781483377730. — URL: </w:t>
+        <w:t>Delano-</w:t>
+      </w:r>
+      <w:proofErr w:type="spellStart"/>
+      <w:r>
+        <w:t>Oriaran</w:t>
+      </w:r>
+      <w:proofErr w:type="spellEnd"/>
+      <w:r>
+        <w:t xml:space="preserve"> O., Penick-Parks M., </w:t>
+      </w:r>
+      <w:proofErr w:type="spellStart"/>
+      <w:r>
+        <w:t>Fondrie</w:t>
+      </w:r>
+      <w:proofErr w:type="spellEnd"/>
+      <w:r>
+        <w:t xml:space="preserve"> S. (eds.). The SAGE Sourcebook of Service-Learning and Civic Engagement. — Thousand Oaks: SAGE Publications, 2015. — 472 p. — ISBN 978-1-4522-5722-3. — DOI: 10.4135/9781483377730. — URL: </w:t>
       </w:r>
       <w:hyperlink r:id="rId21" w:history="1">
         <w:r>
@@ -5541,7 +6839,23 @@
         <w:t xml:space="preserve"> </w:t>
       </w:r>
       <w:r>
-        <w:t>(дата обращения: 06.12.2025).</w:t>
+        <w:t>(</w:t>
+      </w:r>
+      <w:proofErr w:type="spellStart"/>
+      <w:r>
+        <w:t>дата</w:t>
+      </w:r>
+      <w:proofErr w:type="spellEnd"/>
+      <w:r>
+        <w:t xml:space="preserve"> </w:t>
+      </w:r>
+      <w:proofErr w:type="spellStart"/>
+      <w:r>
+        <w:t>обращения</w:t>
+      </w:r>
+      <w:proofErr w:type="spellEnd"/>
+      <w:r>
+        <w:t>: 06.12.2025).</w:t>
       </w:r>
     </w:p>
     <w:p>
@@ -5576,7 +6890,23 @@
         <w:t xml:space="preserve"> </w:t>
       </w:r>
       <w:r>
-        <w:t>(дата обращения: 06.12.2025).</w:t>
+        <w:t>(</w:t>
+      </w:r>
+      <w:proofErr w:type="spellStart"/>
+      <w:r>
+        <w:t>дата</w:t>
+      </w:r>
+      <w:proofErr w:type="spellEnd"/>
+      <w:r>
+        <w:t xml:space="preserve"> </w:t>
+      </w:r>
+      <w:proofErr w:type="spellStart"/>
+      <w:r>
+        <w:t>обращения</w:t>
+      </w:r>
+      <w:proofErr w:type="spellEnd"/>
+      <w:r>
+        <w:t>: 06.12.2025).</w:t>
       </w:r>
     </w:p>
     <w:p>
@@ -5590,7 +6920,23 @@
         <w:jc w:val="both"/>
       </w:pPr>
       <w:r>
-        <w:t xml:space="preserve">Linking Service Learning and Civic Engagement in Community Development: report. — ERIC, 2008. — Текст: электронный. — URL: </w:t>
+        <w:t xml:space="preserve">Linking Service Learning and Civic Engagement in Community Development: report. — ERIC, 2008. — </w:t>
+      </w:r>
+      <w:proofErr w:type="spellStart"/>
+      <w:r>
+        <w:t>Текст</w:t>
+      </w:r>
+      <w:proofErr w:type="spellEnd"/>
+      <w:r>
+        <w:t xml:space="preserve">: </w:t>
+      </w:r>
+      <w:proofErr w:type="spellStart"/>
+      <w:r>
+        <w:t>электронный</w:t>
+      </w:r>
+      <w:proofErr w:type="spellEnd"/>
+      <w:r>
+        <w:t xml:space="preserve">. — URL: </w:t>
       </w:r>
       <w:hyperlink r:id="rId23" w:history="1">
         <w:r>
@@ -5604,7 +6950,23 @@
         <w:t xml:space="preserve"> </w:t>
       </w:r>
       <w:r>
-        <w:t>(дата обращения: 06.12.2025).</w:t>
+        <w:t>(</w:t>
+      </w:r>
+      <w:proofErr w:type="spellStart"/>
+      <w:r>
+        <w:t>дата</w:t>
+      </w:r>
+      <w:proofErr w:type="spellEnd"/>
+      <w:r>
+        <w:t xml:space="preserve"> </w:t>
+      </w:r>
+      <w:proofErr w:type="spellStart"/>
+      <w:r>
+        <w:t>обращения</w:t>
+      </w:r>
+      <w:proofErr w:type="spellEnd"/>
+      <w:r>
+        <w:t>: 06.12.2025).</w:t>
       </w:r>
     </w:p>
     <w:p>
@@ -6940,7 +8302,7 @@
   <w:style w:type="paragraph" w:default="1" w:styleId="a1">
     <w:name w:val="Normal"/>
     <w:qFormat/>
-    <w:rsid w:val="00E72BA9"/>
+    <w:rsid w:val="00441821"/>
     <w:rPr>
       <w:rFonts w:ascii="Times New Roman" w:eastAsia="Times New Roman" w:hAnsi="Times New Roman"/>
       <w:sz w:val="28"/>
